--- a/Report/Perch_figures/Råneå_MASE.docx
+++ b/Report/Perch_figures/Råneå_MASE.docx
@@ -18,7 +18,7 @@
       </w:tblPr>
       <w:tblGrid>
         <w:gridCol w:w="1401"/>
-        <w:gridCol w:w="1451"/>
+        <w:gridCol w:w="1573"/>
       </w:tblGrid>
       <w:tr>
         <w:trPr>
@@ -352,14 +352,14 @@
                 <w:szCs w:val="22"/>
                 <w:color w:val="000000"/>
               </w:rPr>
-              <w:t xml:space="preserve">0.4026162</w:t>
+              <w:t xml:space="preserve">0.45292656</w:t>
             </w:r>
           </w:p>
         </w:tc>
       </w:tr>
       <w:tr>
         <w:trPr>
-          <w:trHeight w:val="572" w:hRule="auto"/>
+          <w:trHeight w:val="571" w:hRule="auto"/>
         </w:trPr>
         body3
         <w:tc>
@@ -464,7 +464,7 @@
                 <w:szCs w:val="22"/>
                 <w:color w:val="000000"/>
               </w:rPr>
-              <w:t xml:space="preserve">0.5903440</w:t>
+              <w:t xml:space="preserve">0.57820944</w:t>
             </w:r>
           </w:p>
         </w:tc>
@@ -576,7 +576,7 @@
                 <w:szCs w:val="22"/>
                 <w:color w:val="000000"/>
               </w:rPr>
-              <w:t xml:space="preserve">0.1181915</w:t>
+              <w:t xml:space="preserve">0.08254815</w:t>
             </w:r>
           </w:p>
         </w:tc>
@@ -688,14 +688,14 @@
                 <w:szCs w:val="22"/>
                 <w:color w:val="000000"/>
               </w:rPr>
-              <w:t xml:space="preserve">0.1149548</w:t>
+              <w:t xml:space="preserve">0.15409580</w:t>
             </w:r>
           </w:p>
         </w:tc>
       </w:tr>
       <w:tr>
         <w:trPr>
-          <w:trHeight w:val="571" w:hRule="auto"/>
+          <w:trHeight w:val="572" w:hRule="auto"/>
         </w:trPr>
         body6
         <w:tc>
@@ -800,7 +800,7 @@
                 <w:szCs w:val="22"/>
                 <w:color w:val="000000"/>
               </w:rPr>
-              <w:t xml:space="preserve">0.2190907</w:t>
+              <w:t xml:space="preserve">0.25751493</w:t>
             </w:r>
           </w:p>
         </w:tc>
@@ -912,7 +912,7 @@
                 <w:szCs w:val="22"/>
                 <w:color w:val="000000"/>
               </w:rPr>
-              <w:t xml:space="preserve">1.0208368</w:t>
+              <w:t xml:space="preserve">0.49769220</w:t>
             </w:r>
           </w:p>
         </w:tc>
